--- a/frontend/resumes/Gregory_Rzeczko_Resume_2026.docx
+++ b/frontend/resumes/Gregory_Rzeczko_Resume_2026.docx
@@ -22,7 +22,37 @@
         <w:jc w:val="center"/>
       </w:pPr>
       <w:r>
-        <w:t xml:space="preserve">East Nashville, Nashville, TN  •  </w:t>
+        <w:t>East Nashville, Nashville, TN  •</w:t>
+      </w:r>
+      <w:r>
+        <w:t xml:space="preserve"> Interactive Resume: </w:t>
+      </w:r>
+      <w:r>
+        <w:fldChar w:fldCharType="begin"/>
+      </w:r>
+      <w:r>
+        <w:instrText>HYPERLINK "http://www.rzeczko.com/"</w:instrText>
+      </w:r>
+      <w:r>
+        <w:fldChar w:fldCharType="separate"/>
+      </w:r>
+      <w:r>
+        <w:rPr>
+          <w:rStyle w:val="Hyperlink"/>
+        </w:rPr>
+        <w:t>Rzeczko.com</w:t>
+      </w:r>
+      <w:r>
+        <w:fldChar w:fldCharType="end"/>
+      </w:r>
+      <w:r>
+        <w:t xml:space="preserve"> </w:t>
+      </w:r>
+      <w:r>
+        <w:t>•</w:t>
+      </w:r>
+      <w:r>
+        <w:t xml:space="preserve">  </w:t>
       </w:r>
       <w:hyperlink r:id="rId6">
         <w:r>
@@ -13694,6 +13724,29 @@
       </w:tcPr>
     </w:tblStylePr>
   </w:style>
+  <w:style w:type="character" w:styleId="Hyperlink">
+    <w:name w:val="Hyperlink"/>
+    <w:basedOn w:val="DefaultParagraphFont"/>
+    <w:uiPriority w:val="99"/>
+    <w:unhideWhenUsed/>
+    <w:rsid w:val="009912FF"/>
+    <w:rPr>
+      <w:color w:val="0000FF" w:themeColor="hyperlink"/>
+      <w:u w:val="single"/>
+    </w:rPr>
+  </w:style>
+  <w:style w:type="character" w:styleId="UnresolvedMention">
+    <w:name w:val="Unresolved Mention"/>
+    <w:basedOn w:val="DefaultParagraphFont"/>
+    <w:uiPriority w:val="99"/>
+    <w:semiHidden/>
+    <w:unhideWhenUsed/>
+    <w:rsid w:val="009912FF"/>
+    <w:rPr>
+      <w:color w:val="605E5C"/>
+      <w:shd w:val="clear" w:color="auto" w:fill="E1DFDD"/>
+    </w:rPr>
+  </w:style>
 </w:styles>
 </file>
 
